--- a/data/ai_paras/AI_para_60.docx
+++ b/data/ai_paras/AI_para_60.docx
@@ -4,7 +4,7 @@
   <w:body>
     <w:p>
       <w:r>
-        <w:t>CT scans are often preferred in scenarios where a detailed examination of spinal structures is essential, such as in complex cases involving traumatic injuries. The ability of CT imaging to provide detailed cross-sectional views makes it invaluable for visualizing small fractures or subtle lesions that might be missed by X-ray imaging (Ref-f099231). This is particularly critical in cases of suspected spinal fractures or dislocations where precision in imaging aids in accurate diagnosis and subsequent surgical planning. Furthermore, CT scans are indispensable in evaluating spinal tumors or infections, where precise anatomical details are necessary to determine the extent and nature of the pathology (Ref-f099231). These scenarios illustrate the circumstances under which the comprehensive imaging capabilities of CT scans are crucial for effective clinical decision-making, despite their higher cost and increased radiation exposure.</w:t>
+        <w:t>In various clinical scenarios, X-ray imaging is preferred due to its practicality and efficiency. For instance, in emergency settings where rapid assessment is crucial, X-rays can provide timely insights into spinal alignment and detect fractures, facilitating immediate medical intervention (Ref-u551230). Additionally, in outpatient clinics where quick decision-making is essential, X-rays serve as a preliminary diagnostic tool, allowing physicians to rule out major spinal issues before considering more advanced imaging modalities. Furthermore, X-ray imaging is beneficial in routine follow-ups for chronic spinal conditions, where detailed imaging is unnecessary, and cost-effectiveness is a priority. These scenarios underscore the role of X-ray imaging as a frontline diagnostic option, particularly when the need for speed and accessibility outweighs the demand for detailed anatomic visualization.</w:t>
       </w:r>
     </w:p>
     <w:sectPr>
